--- a/courseware/LG-Tableau Desktop Foundations.docx
+++ b/courseware/LG-Tableau Desktop Foundations.docx
@@ -1167,7 +1167,7 @@
     </w:p>
     <w:p>
       <w:r>
-        <w:t>The slide deck teaches concepts, comparisons and exam reasoning. This Learner Guide contains the detailed click-by-click procedures. Keep it open beside Tableau Desktop and work through the ten lab folders in order. Each lab is self-contained: README.md, a realistic Excel workbook, starter.twb and an acceptance checklist.</w:t>
+        <w:t>The slide deck teaches concepts, comparisons and exam reasoning. This Learner Guide contains the detailed click-by-click procedures. Keep it open beside Tableau Desktop and work through the eleven lab folders in order. Each lab is self-contained: README.md, a realistic Excel workbook, starter.twb and an acceptance checklist.</w:t>
       </w:r>
     </w:p>
     <w:tbl>
@@ -16658,7 +16658,7 @@
         <w:pStyle w:val="ListBullet"/>
       </w:pPr>
       <w:r>
-        <w:t>Repeat all ten labs in a clean workbook; use the acceptance tests to prove correctness.</w:t>
+        <w:t>Repeat all eleven labs in a clean workbook; use the acceptance tests to prove correctness.</w:t>
       </w:r>
     </w:p>
     <w:p>

--- a/courseware/LG-Tableau Desktop Foundations.docx
+++ b/courseware/LG-Tableau Desktop Foundations.docx
@@ -6438,7 +6438,7 @@
         <w:ind w:left="432"/>
       </w:pPr>
       <w:r>
-        <w:t>Use the Raw Transactions sheet; if cosmetic title rows appear above the header, switch on Use Data Interpreter and confirm the corrected header row.</w:t>
+        <w:t>Start with the Q1 Transactions sheet; Q2 and Q3 are brought in and unioned at step 10. Read the Read Me, Data Dictionary and Control sheets first. If cosmetic title rows appear above the header, switch on Use Data Interpreter and confirm the corrected header row.</w:t>
       </w:r>
     </w:p>
     <w:p>
